--- a/data/Databases.docx
+++ b/data/Databases.docx
@@ -110,6 +110,17 @@
           <w:t>https://exoplanetarchive.ipac.caltech.edu/</w:t>
         </w:r>
       </w:hyperlink>
+      <w:r>
+        <w:br/>
+      </w:r>
+      <w:r>
+        <w:br/>
+        <w:t>Catalog of several systems with data on the planets and stars</w:t>
+      </w:r>
+      <w:r>
+        <w:br/>
+        <w:t>Specific and General Research</w:t>
+      </w:r>
     </w:p>
     <w:p>
       <w:pPr>
@@ -252,6 +263,7 @@
         <w:spacing w:after="60"/>
       </w:pPr>
       <w:r>
+        <w:lastRenderedPageBreak/>
         <w:t>NED is a multi-wavelength information system for objects outside the Milky Way, with cross-identifications, positions, redshifts, and bibliographic links. It is useful for galaxy-focused projects and for tracking extragalactic objects that appear in APOD.</w:t>
       </w:r>
     </w:p>
@@ -285,7 +297,6 @@
           <w:color w:val="2C3E50"/>
           <w:sz w:val="26"/>
         </w:rPr>
-        <w:lastRenderedPageBreak/>
         <w:t>SIMBAD Astronomical Database</w:t>
       </w:r>
     </w:p>
@@ -540,6 +551,7 @@
         <w:spacing w:after="60"/>
       </w:pPr>
       <w:r>
+        <w:lastRenderedPageBreak/>
         <w:t>The Chandra archive provides access to X-ray observations and related data products from the Chandra X-ray Observatory. It is useful for connecting APOD subjects to high-energy observations of galaxies, remnants, black holes, and clusters.</w:t>
       </w:r>
     </w:p>
@@ -581,7 +593,6 @@
         <w:spacing w:after="60"/>
       </w:pPr>
       <w:r>
-        <w:lastRenderedPageBreak/>
         <w:t>ESA’s XMM-Newton archive provides access to X-ray and optical monitor data from the XMM-Newton mission. It is another strong source for high-energy astrophysics and can complement Chandra-based analyses.</w:t>
       </w:r>
     </w:p>
@@ -1541,6 +1552,7 @@
   <w:style w:type="character" w:default="1" w:styleId="DefaultParagraphFont">
     <w:name w:val="Default Paragraph Font"/>
     <w:uiPriority w:val="1"/>
+    <w:semiHidden/>
     <w:unhideWhenUsed/>
   </w:style>
   <w:style w:type="table" w:default="1" w:styleId="TableNormal">
